--- a/docs/习得-交接文档.docx
+++ b/docs/习得-交接文档.docx
@@ -8532,7 +8532,7 @@
           <w:color w:val="61666D"/>
           <w:sz w:val="17"/>
         </w:rPr>
-        <w:t>你是接手「习得 · 校园学习空间智能体」的 CodeArts 代码智能体。</w:t>
+        <w:t>你是接手「习得 · 校园学习空间 AI 创新应用」的 CodeArts 代码智能体。</w:t>
       </w:r>
     </w:p>
     <w:p>
@@ -10912,7 +10912,7 @@
         <w:color w:val="61666D"/>
         <w:sz w:val="17"/>
       </w:rPr>
-      <w:t>习得 · 校园学习空间智能体　|　项目详细介绍</w:t>
+      <w:t>习得 · 校园学习空间 AI 创新应用　|　项目详细介绍</w:t>
     </w:r>
   </w:p>
 </w:hdr>

--- a/docs/习得-交接文档.docx
+++ b/docs/习得-交接文档.docx
@@ -10866,6 +10866,125 @@
         <w:t>交接文档结束。遇到不确定的地方，先看 docs/ARCHITECTURE.md 与 docs/HUAWEI-CLOUD.md，再改代码；不要凭印象改 UI 或数据。</w:t>
       </w:r>
     </w:p>
+    <w:p>
+      <w:pPr>
+        <w:spacing w:after="120" w:line="324" w:lineRule="auto"/>
+      </w:pPr>
+      <w:r>
+        <w:rPr>
+          <w:rFonts w:ascii="微软雅黑" w:hAnsi="微软雅黑" w:eastAsia="微软雅黑"/>
+          <w:b/>
+          <w:color w:val="0084B0"/>
+          <w:sz w:val="30"/>
+        </w:rPr>
+        <w:t>19. AI 层与配置</w:t>
+      </w:r>
+    </w:p>
+    <w:p>
+      <w:pPr>
+        <w:pStyle w:val="ListBullet"/>
+        <w:spacing w:after="40"/>
+      </w:pPr>
+      <w:r>
+        <w:rPr>
+          <w:rFonts w:ascii="微软雅黑" w:hAnsi="微软雅黑" w:eastAsia="微软雅黑"/>
+          <w:b w:val="0"/>
+          <w:color w:val="18191C"/>
+          <w:sz w:val="20"/>
+        </w:rPr>
+        <w:t>适配器文件：services/llm.py；</w:t>
+      </w:r>
+    </w:p>
+    <w:p>
+      <w:pPr>
+        <w:pStyle w:val="ListBullet"/>
+        <w:spacing w:after="40"/>
+      </w:pPr>
+      <w:r>
+        <w:rPr>
+          <w:rFonts w:ascii="微软雅黑" w:hAnsi="微软雅黑" w:eastAsia="微软雅黑"/>
+          <w:b w:val="0"/>
+          <w:color w:val="18191C"/>
+          <w:sz w:val="20"/>
+        </w:rPr>
+        <w:t>协议：OpenAI 兼容 /chat/completions；</w:t>
+      </w:r>
+    </w:p>
+    <w:p>
+      <w:pPr>
+        <w:pStyle w:val="ListBullet"/>
+        <w:spacing w:after="40"/>
+      </w:pPr>
+      <w:r>
+        <w:rPr>
+          <w:rFonts w:ascii="微软雅黑" w:hAnsi="微软雅黑" w:eastAsia="微软雅黑"/>
+          <w:b w:val="0"/>
+          <w:color w:val="18191C"/>
+          <w:sz w:val="20"/>
+        </w:rPr>
+        <w:t>配置：ZX_LLM_BASE_URL（含 /v1）、ZX_LLM_API_KEY、ZX_LLM_MODEL；</w:t>
+      </w:r>
+    </w:p>
+    <w:p>
+      <w:pPr>
+        <w:pStyle w:val="ListBullet"/>
+        <w:spacing w:after="40"/>
+      </w:pPr>
+      <w:r>
+        <w:rPr>
+          <w:rFonts w:ascii="微软雅黑" w:hAnsi="微软雅黑" w:eastAsia="微软雅黑"/>
+          <w:b w:val="0"/>
+          <w:color w:val="18191C"/>
+          <w:sz w:val="20"/>
+        </w:rPr>
+        <w:t>用途：接棒候选重排、辅导追问、助手回复润色；</w:t>
+      </w:r>
+    </w:p>
+    <w:p>
+      <w:pPr>
+        <w:pStyle w:val="ListBullet"/>
+        <w:spacing w:after="40"/>
+      </w:pPr>
+      <w:r>
+        <w:rPr>
+          <w:rFonts w:ascii="微软雅黑" w:hAnsi="微软雅黑" w:eastAsia="微软雅黑"/>
+          <w:b w:val="0"/>
+          <w:color w:val="18191C"/>
+          <w:sz w:val="20"/>
+        </w:rPr>
+        <w:t>约束：模型只能从候选内容里选，不能编造 id；座位号/时间等事实保留规则结果；</w:t>
+      </w:r>
+    </w:p>
+    <w:p>
+      <w:pPr>
+        <w:pStyle w:val="ListBullet"/>
+        <w:spacing w:after="40"/>
+      </w:pPr>
+      <w:r>
+        <w:rPr>
+          <w:rFonts w:ascii="微软雅黑" w:hAnsi="微软雅黑" w:eastAsia="微软雅黑"/>
+          <w:b w:val="0"/>
+          <w:color w:val="18191C"/>
+          <w:sz w:val="20"/>
+        </w:rPr>
+        <w:t>无 Key 时 llm.available() 为 False，全部回退规则；</w:t>
+      </w:r>
+    </w:p>
+    <w:p>
+      <w:pPr>
+        <w:pStyle w:val="ListBullet"/>
+        <w:spacing w:after="40"/>
+      </w:pPr>
+      <w:r>
+        <w:rPr>
+          <w:rFonts w:ascii="微软雅黑" w:hAnsi="微软雅黑" w:eastAsia="微软雅黑"/>
+          <w:b w:val="0"/>
+          <w:color w:val="18191C"/>
+          <w:sz w:val="20"/>
+        </w:rPr>
+        <w:t>当前演示库没有配置真实 MaaS Key，所以线上默认仍是规则兜底。</w:t>
+      </w:r>
+    </w:p>
     <w:sectPr>
       <w:headerReference w:type="default" r:id="rId9"/>
       <w:footerReference w:type="default" r:id="rId10"/>

--- a/docs/习得-交接文档.docx
+++ b/docs/习得-交接文档.docx
@@ -10982,7 +10982,22 @@
           <w:color w:val="18191C"/>
           <w:sz w:val="20"/>
         </w:rPr>
-        <w:t>当前演示库没有配置真实 MaaS Key，所以线上默认仍是规则兜底。</w:t>
+        <w:t>当前演示库没有配置真实 MaaS Key，所以线上默认仍是规则兜底；</w:t>
+      </w:r>
+    </w:p>
+    <w:p>
+      <w:pPr>
+        <w:pStyle w:val="ListBullet"/>
+        <w:spacing w:after="40"/>
+      </w:pPr>
+      <w:r>
+        <w:rPr>
+          <w:rFonts w:ascii="微软雅黑" w:hAnsi="微软雅黑" w:eastAsia="微软雅黑"/>
+          <w:b w:val="0"/>
+          <w:color w:val="18191C"/>
+          <w:sz w:val="20"/>
+        </w:rPr>
+        <w:t>管理后台 /admin/ai 支持多供应商、优先级、测试和热保存；Key 只存数据库、接口只回显掩码。</w:t>
       </w:r>
     </w:p>
     <w:sectPr>
